--- a/submission/Rig_Sight_CA3_Repository_Link.docx
+++ b/submission/Rig_Sight_CA3_Repository_Link.docx
@@ -110,7 +110,7 @@
           <w:b/>
           <w:sz w:val="24"/>
         </w:rPr>
-        <w:t>Live demo (Streamlit Community Cloud)</w:t>
+        <w:t>Live demo (Render)</w:t>
       </w:r>
     </w:p>
     <w:p>
@@ -126,7 +126,7 @@
             <w:sz w:val="26"/>
             <w:b/>
           </w:rPr>
-          <w:t>https://rig-sight.streamlit.app/</w:t>
+          <w:t>https://rig-sight.onrender.com/</w:t>
         </w:r>
       </w:hyperlink>
     </w:p>
@@ -149,7 +149,7 @@
         <w:spacing w:after="60"/>
       </w:pPr>
       <w:r>
-        <w:t>Codebase: app.py (Streamlit UI), graph.py (LangGraph agents and routing), tools.py (Python tools), llm.py (local model and mock fallback), memory.py (SQLite memory), evaluate.py (evaluation), data/ (synthetic dataset), tests/ (48 automated tests)</w:t>
+        <w:t>Codebase: api.py and web/ (web app), graph.py (LangGraph agents and routing), tools.py (Python tools), llm.py (local model and mock fallback), memory.py (SQLite memory), evaluate.py (evaluation), data/ (synthetic dataset), tests/ (57 automated tests)</w:t>
       </w:r>
     </w:p>
     <w:p>
@@ -196,7 +196,7 @@
           <w:color w:val="595959"/>
           <w:sz w:val="21"/>
         </w:rPr>
-        <w:t>Run locally: pip install -r requirements.txt, then streamlit run app.py. The live demo uses the mock classifier; the local version can use the qwen2.5:3b model through Ollama.</w:t>
+        <w:t>Run locally: pip install -r requirements.txt, then python -m uvicorn api:app --port 8000 and open http://127.0.0.1:8000. The live demo uses the mock classifier; the local version can use the qwen2.5:3b model through Ollama.</w:t>
       </w:r>
     </w:p>
     <w:sectPr>

--- a/submission/Rig_Sight_CA3_Repository_Link.docx
+++ b/submission/Rig_Sight_CA3_Repository_Link.docx
@@ -149,7 +149,7 @@
         <w:spacing w:after="60"/>
       </w:pPr>
       <w:r>
-        <w:t>Codebase: api.py and web/ (web app), graph.py (LangGraph agents and routing), tools.py (Python tools), llm.py (local model and mock fallback), memory.py (SQLite memory), evaluate.py (evaluation), data/ (synthetic dataset), tests/ (57 automated tests)</w:t>
+        <w:t>Codebase: api.py and web/ (web app), graph.py (LangGraph agents and routing), tools.py (Python tools), llm.py (Groq model and mock fallback), memory.py (SQLite memory), evaluate.py (evaluation), data/ (synthetic dataset), tests/ (58 automated tests)</w:t>
       </w:r>
     </w:p>
     <w:p>
@@ -196,7 +196,7 @@
           <w:color w:val="595959"/>
           <w:sz w:val="21"/>
         </w:rPr>
-        <w:t>Run locally: pip install -r requirements.txt, then python -m uvicorn api:app --port 8000 and open http://127.0.0.1:8000. The live demo uses the mock classifier; the local version can use the qwen2.5:3b model through Ollama.</w:t>
+        <w:t>Run locally: pip install -r requirements.txt, put GROQ_API_KEY=... (free key from console.groq.com) in a .env file, then python -m uvicorn api:app --port 8000 and open http://127.0.0.1:8000. The live demo uses the same Groq model (openai/gpt-oss-20b).</w:t>
       </w:r>
     </w:p>
     <w:sectPr>

--- a/submission/Rig_Sight_CA3_Repository_Link.docx
+++ b/submission/Rig_Sight_CA3_Repository_Link.docx
@@ -196,7 +196,7 @@
           <w:color w:val="595959"/>
           <w:sz w:val="21"/>
         </w:rPr>
-        <w:t>Run locally: pip install -r requirements.txt, put GROQ_API_KEY=... (free key from console.groq.com) in a .env file, then python -m uvicorn api:app --port 8000 and open http://127.0.0.1:8000. The live demo uses the same Groq model (openai/gpt-oss-20b).</w:t>
+        <w:t>Run locally: pip install -r requirements.txt (requirements-dev.txt to also run the tests), put GROQ_API_KEY=... (free key from console.groq.com) in a .env file, then python -m uvicorn api:app --port 8000 and open http://127.0.0.1:8000. The live demo uses the same Groq model (openai/gpt-oss-20b).</w:t>
       </w:r>
     </w:p>
     <w:sectPr>
